--- a/Volume 1/Chapter 01 - Development Environment/SPA_Vol1_Ch1_Lesson1_3_CSharp_Setup.docx
+++ b/Volume 1/Chapter 01 - Development Environment/SPA_Vol1_Ch1_Lesson1_3_CSharp_Setup.docx
@@ -1108,7 +1108,7 @@
         <w:keepNext/>
       </w:pPr>
       <w:r>
-        <w:t>New-Item -ItemType Directory -Force $HOME\spa | Out-Null</w:t>
+        <w:t>New-Item -ItemType Directory -Force "$HOME\spa" | Out-Null</w:t>
       </w:r>
     </w:p>
     <w:p>
@@ -1116,7 +1116,7 @@
         <w:pStyle w:val="CommandBlock"/>
       </w:pPr>
       <w:r>
-        <w:t>Set-Location $HOME\spa</w:t>
+        <w:t>Set-Location "$HOME\spa"</w:t>
       </w:r>
     </w:p>
     <w:p>
@@ -1175,7 +1175,7 @@
         <w:keepNext/>
       </w:pPr>
       <w:r>
-        <w:t>New-Item -ItemType Directory -Force .\lesson-1.3 | Out-Null</w:t>
+        <w:t>New-Item -ItemType Directory -Force "$HOME\spa\lesson-1.3" | Out-Null</w:t>
       </w:r>
     </w:p>
     <w:p>
@@ -1184,7 +1184,7 @@
         <w:keepNext/>
       </w:pPr>
       <w:r>
-        <w:t>Set-Location .\lesson-1.3</w:t>
+        <w:t>Set-Location "$HOME\spa\lesson-1.3"</w:t>
       </w:r>
     </w:p>
     <w:p>
@@ -1223,7 +1223,7 @@
         <w:pStyle w:val="ListBullet"/>
       </w:pPr>
       <w:r>
-        <w:t>The first two lines make .\lesson-1.3 inside spa and move into it. Get-Location prints the current folder as a full path.</w:t>
+        <w:t>The first two lines make lesson-1.3 inside spa and move into it. Each folder is a full path that starts with $HOME\spa, so the line makes the same folder from any folder you are in. Get-Location prints the current folder as a full path.</w:t>
       </w:r>
     </w:p>
     <w:p>
@@ -1385,7 +1385,7 @@
         <w:keepNext/>
       </w:pPr>
       <w:r>
-        <w:t>mkdir -p ~/spa/lesson-1.3</w:t>
+        <w:t>mkdir -p "$HOME/spa/lesson-1.3"</w:t>
       </w:r>
     </w:p>
     <w:p>
@@ -1394,7 +1394,7 @@
         <w:keepNext/>
       </w:pPr>
       <w:r>
-        <w:t>cd ~/spa/lesson-1.3</w:t>
+        <w:t>cd "$HOME/spa/lesson-1.3"</w:t>
       </w:r>
     </w:p>
     <w:p>
@@ -1430,7 +1430,7 @@
     </w:p>
     <w:p>
       <w:r>
-        <w:t>~ is your home folder. mkdir -p creates the folders, including any missing ones on the way, cd moves into lesson-1.3, and pwd prints where you are, ending in spa/lesson-1.3. The dotnet new lines work exactly as on Windows.</w:t>
+        <w:t>$HOME is your home folder. mkdir -p creates the folders, including any missing ones on the way, cd moves into lesson-1.3, and pwd prints where you are, ending in spa/lesson-1.3. The dotnet new lines work exactly as on Windows.</w:t>
       </w:r>
     </w:p>
     <w:p>
@@ -3592,31 +3592,31 @@
       </w:rPr>
     </w:lvl>
   </w:abstractNum>
-  <w:num w:numId="1" w16cid:durableId="947812781">
+  <w:num w:numId="1" w16cid:durableId="922371861">
     <w:abstractNumId w:val="8"/>
   </w:num>
-  <w:num w:numId="2" w16cid:durableId="266546869">
+  <w:num w:numId="2" w16cid:durableId="2019429901">
     <w:abstractNumId w:val="6"/>
   </w:num>
-  <w:num w:numId="3" w16cid:durableId="400055401">
+  <w:num w:numId="3" w16cid:durableId="169149166">
     <w:abstractNumId w:val="5"/>
   </w:num>
-  <w:num w:numId="4" w16cid:durableId="989944737">
+  <w:num w:numId="4" w16cid:durableId="1280725698">
     <w:abstractNumId w:val="4"/>
   </w:num>
-  <w:num w:numId="5" w16cid:durableId="1797336984">
+  <w:num w:numId="5" w16cid:durableId="90201535">
     <w:abstractNumId w:val="7"/>
   </w:num>
-  <w:num w:numId="6" w16cid:durableId="2110923367">
+  <w:num w:numId="6" w16cid:durableId="1321930012">
     <w:abstractNumId w:val="3"/>
   </w:num>
-  <w:num w:numId="7" w16cid:durableId="1827282528">
+  <w:num w:numId="7" w16cid:durableId="1572881987">
     <w:abstractNumId w:val="2"/>
   </w:num>
-  <w:num w:numId="8" w16cid:durableId="1650399810">
+  <w:num w:numId="8" w16cid:durableId="457990776">
     <w:abstractNumId w:val="1"/>
   </w:num>
-  <w:num w:numId="9" w16cid:durableId="1929341221">
+  <w:num w:numId="9" w16cid:durableId="983892289">
     <w:abstractNumId w:val="0"/>
   </w:num>
 </w:numbering>

--- a/Volume 1/Chapter 01 - Development Environment/SPA_Vol1_Ch1_Lesson1_3_CSharp_Setup.docx
+++ b/Volume 1/Chapter 01 - Development Environment/SPA_Vol1_Ch1_Lesson1_3_CSharp_Setup.docx
@@ -3206,10 +3206,7 @@
     </w:p>
     <w:p>
       <w:r>
-        <w:t>Give your Exercise program a name of its own, hello-csharp, and run it without dotnet. The project file setting AssemblyName sets the name of the built files; without it, they are named after the project, Hello. Add it to .\csharp\Hello\Hello.csproj inside PropertyGroup, on a line of its own, written the same way as the other settings there, with hello-csharp as its value. This is the one change to the project file that dotnet new wrote. Build again with the Step 7 build command. Then work out the path of t</w:t>
-      </w:r>
-      <w:r>
-        <w:t>he new program: it is in the same folder as Hello.exe, and named after the AssemblyName. Run it by that path, with .\ in front (on Linux or macOS, the file has no .exe and starts with ./). It must print the two lines below.</w:t>
+        <w:t>Give your Exercise program a name of its own, hello-csharp, and run it without dotnet. The project file setting AssemblyName sets the name of the built files; without it, they are named after the project, Hello. Add it to .\csharp\Hello\Hello.csproj inside PropertyGroup, on a line of its own, written the same way as the other settings there, with hello-csharp as its value. This is the one change to the project file that dotnet new wrote. Build again with the Step 7 build command. Then work out the path of the new program: it is in the same folder as Hello.exe, and named after the AssemblyName. Run it by that path, with .\ in front (on Linux or macOS, the file has no .exe and starts with ./). It must print the two lines below.</w:t>
       </w:r>
     </w:p>
     <w:p>
